--- a/module-12/Module 12 DB CSD340-A339.docx
+++ b/module-12/Module 12 DB CSD340-A339.docx
@@ -349,13 +349,7 @@
         <w:rPr>
           <w:rFonts w:ascii="Arial" w:hAnsi="Arial" w:cs="Arial"/>
         </w:rPr>
-        <w:t>(Kohler, 2022)</w:t>
-      </w:r>
-      <w:r>
-        <w:rPr>
-          <w:rFonts w:ascii="Arial" w:hAnsi="Arial" w:cs="Arial"/>
-        </w:rPr>
-        <w:t xml:space="preserve">. </w:t>
+        <w:t xml:space="preserve">(Kohler, 2022). </w:t>
       </w:r>
     </w:p>
     <w:p>
@@ -390,7 +384,7 @@
           <w:kern w:val="0"/>
         </w:rPr>
         <w:drawing>
-          <wp:inline distT="0" distB="0" distL="0" distR="0" wp14:anchorId="4543583D" wp14:editId="32CCF218">
+          <wp:inline distT="0" distB="0" distL="0" distR="0" wp14:anchorId="4543583D" wp14:editId="465BD690">
             <wp:extent cx="3817629" cy="4153711"/>
             <wp:effectExtent l="0" t="0" r="5080" b="0"/>
             <wp:docPr id="2103270284" name="Picture 2" descr="A screenshot of a computer&#10;&#10;AI-generated content may be incorrect."/>
@@ -647,13 +641,7 @@
         <w:rPr>
           <w:rFonts w:ascii="Arial" w:hAnsi="Arial" w:cs="Arial"/>
         </w:rPr>
-        <w:t xml:space="preserve"> which would help with “perceptions of the product or service” </w:t>
-      </w:r>
-      <w:r>
-        <w:rPr>
-          <w:rFonts w:ascii="Arial" w:hAnsi="Arial" w:cs="Arial"/>
-        </w:rPr>
-        <w:t xml:space="preserve">(Demir </w:t>
+        <w:t xml:space="preserve"> which would help with “perceptions of the product or service” (Demir </w:t>
       </w:r>
       <w:proofErr w:type="spellStart"/>
       <w:r>
@@ -667,13 +655,7 @@
         <w:rPr>
           <w:rFonts w:ascii="Arial" w:hAnsi="Arial" w:cs="Arial"/>
         </w:rPr>
-        <w:t>, 2023)</w:t>
-      </w:r>
-      <w:r>
-        <w:rPr>
-          <w:rFonts w:ascii="Arial" w:hAnsi="Arial" w:cs="Arial"/>
-        </w:rPr>
-        <w:t xml:space="preserve">. </w:t>
+        <w:t xml:space="preserve">, 2023). </w:t>
       </w:r>
     </w:p>
     <w:p>
@@ -721,7 +703,7 @@
           <w:noProof/>
         </w:rPr>
         <w:drawing>
-          <wp:inline distT="0" distB="0" distL="0" distR="0" wp14:anchorId="065058D5" wp14:editId="022FACAE">
+          <wp:inline distT="0" distB="0" distL="0" distR="0" wp14:anchorId="065058D5" wp14:editId="6EB58FD5">
             <wp:extent cx="5943600" cy="4547235"/>
             <wp:effectExtent l="0" t="0" r="0" b="0"/>
             <wp:docPr id="241619524" name="Picture 1" descr="A screenshot of a website&#10;&#10;AI-generated content may be incorrect."/>
@@ -888,26 +870,6 @@
     <w:p>
       <w:pPr>
         <w:ind w:firstLine="0"/>
-        <w:rPr>
-          <w:rFonts w:ascii="Arial" w:eastAsia="Times New Roman" w:hAnsi="Arial" w:cs="Arial"/>
-          <w:kern w:val="0"/>
-          <w14:ligatures w14:val="none"/>
-        </w:rPr>
-      </w:pPr>
-    </w:p>
-    <w:p>
-      <w:pPr>
-        <w:ind w:firstLine="0"/>
-        <w:rPr>
-          <w:rFonts w:ascii="Arial" w:eastAsia="Times New Roman" w:hAnsi="Arial" w:cs="Arial"/>
-          <w:kern w:val="0"/>
-          <w14:ligatures w14:val="none"/>
-        </w:rPr>
-      </w:pPr>
-    </w:p>
-    <w:p>
-      <w:pPr>
-        <w:ind w:firstLine="0"/>
         <w:outlineLvl w:val="5"/>
         <w:rPr>
           <w:rFonts w:ascii="Arial" w:eastAsia="Times New Roman" w:hAnsi="Arial" w:cs="Arial"/>
@@ -1225,10 +1187,294 @@
     </w:p>
     <w:p>
       <w:pPr>
-        <w:rPr>
-          <w:rFonts w:ascii="Arial" w:hAnsi="Arial" w:cs="Arial"/>
-        </w:rPr>
-      </w:pPr>
+        <w:ind w:firstLine="0"/>
+        <w:rPr>
+          <w:rFonts w:ascii="Arial" w:eastAsia="Times New Roman" w:hAnsi="Arial" w:cs="Arial"/>
+          <w:kern w:val="0"/>
+          <w14:ligatures w14:val="none"/>
+        </w:rPr>
+      </w:pPr>
+    </w:p>
+    <w:p>
+      <w:pPr>
+        <w:ind w:firstLine="0"/>
+        <w:rPr>
+          <w:rFonts w:ascii="Arial" w:eastAsia="Times New Roman" w:hAnsi="Arial" w:cs="Arial"/>
+          <w:kern w:val="0"/>
+          <w14:ligatures w14:val="none"/>
+        </w:rPr>
+      </w:pPr>
+      <w:r>
+        <w:rPr>
+          <w:rFonts w:ascii="Arial" w:eastAsia="Times New Roman" w:hAnsi="Arial" w:cs="Arial"/>
+          <w:kern w:val="0"/>
+          <w14:ligatures w14:val="none"/>
+        </w:rPr>
+        <w:t xml:space="preserve">Colton, </w:t>
+      </w:r>
+      <w:r>
+        <w:rPr>
+          <w:rFonts w:ascii="Arial" w:eastAsia="Times New Roman" w:hAnsi="Arial" w:cs="Arial"/>
+          <w:kern w:val="0"/>
+          <w14:ligatures w14:val="none"/>
+        </w:rPr>
+        <w:t xml:space="preserve">you did a great job on your embellishments for this week! You are right that marketing needs to be </w:t>
+      </w:r>
+      <w:proofErr w:type="gramStart"/>
+      <w:r>
+        <w:rPr>
+          <w:rFonts w:ascii="Arial" w:eastAsia="Times New Roman" w:hAnsi="Arial" w:cs="Arial"/>
+          <w:kern w:val="0"/>
+          <w14:ligatures w14:val="none"/>
+        </w:rPr>
+        <w:t>more clever</w:t>
+      </w:r>
+      <w:proofErr w:type="gramEnd"/>
+      <w:r>
+        <w:rPr>
+          <w:rFonts w:ascii="Arial" w:eastAsia="Times New Roman" w:hAnsi="Arial" w:cs="Arial"/>
+          <w:kern w:val="0"/>
+          <w14:ligatures w14:val="none"/>
+        </w:rPr>
+        <w:t xml:space="preserve"> and inviting in </w:t>
+      </w:r>
+      <w:r>
+        <w:rPr>
+          <w:rFonts w:ascii="Arial" w:eastAsia="Times New Roman" w:hAnsi="Arial" w:cs="Arial"/>
+          <w:kern w:val="0"/>
+          <w14:ligatures w14:val="none"/>
+        </w:rPr>
+        <w:t>order</w:t>
+      </w:r>
+      <w:r>
+        <w:rPr>
+          <w:rFonts w:ascii="Arial" w:eastAsia="Times New Roman" w:hAnsi="Arial" w:cs="Arial"/>
+          <w:kern w:val="0"/>
+          <w14:ligatures w14:val="none"/>
+        </w:rPr>
+        <w:t xml:space="preserve"> to entice customers to try or buy their product or service. Honestly, I am surprised by the things I am willing to pay for based on convenience alone. </w:t>
+      </w:r>
+      <w:r>
+        <w:rPr>
+          <w:rFonts w:ascii="Arial" w:eastAsia="Times New Roman" w:hAnsi="Arial" w:cs="Arial"/>
+          <w:kern w:val="0"/>
+          <w14:ligatures w14:val="none"/>
+        </w:rPr>
+        <w:t>Getting</w:t>
+      </w:r>
+      <w:r>
+        <w:rPr>
+          <w:rFonts w:ascii="Arial" w:eastAsia="Times New Roman" w:hAnsi="Arial" w:cs="Arial"/>
+          <w:kern w:val="0"/>
+          <w14:ligatures w14:val="none"/>
+        </w:rPr>
+        <w:t xml:space="preserve"> food or certain items delivered without going to the store can be a great game changer. </w:t>
+      </w:r>
+      <w:r>
+        <w:rPr>
+          <w:rFonts w:ascii="Arial" w:eastAsia="Times New Roman" w:hAnsi="Arial" w:cs="Arial"/>
+          <w:kern w:val="0"/>
+          <w14:ligatures w14:val="none"/>
+        </w:rPr>
+        <w:t xml:space="preserve">The Starbucks ad makes me think about the KitKat break commercials. I </w:t>
+      </w:r>
+      <w:proofErr w:type="gramStart"/>
+      <w:r>
+        <w:rPr>
+          <w:rFonts w:ascii="Arial" w:eastAsia="Times New Roman" w:hAnsi="Arial" w:cs="Arial"/>
+          <w:kern w:val="0"/>
+          <w14:ligatures w14:val="none"/>
+        </w:rPr>
+        <w:t>definitely think</w:t>
+      </w:r>
+      <w:proofErr w:type="gramEnd"/>
+      <w:r>
+        <w:rPr>
+          <w:rFonts w:ascii="Arial" w:eastAsia="Times New Roman" w:hAnsi="Arial" w:cs="Arial"/>
+          <w:kern w:val="0"/>
+          <w14:ligatures w14:val="none"/>
+        </w:rPr>
+        <w:t xml:space="preserve"> it is an effective marketing strategy. I think your Amazon screenshot is a great example to include with topic #95. </w:t>
+      </w:r>
+    </w:p>
+    <w:p>
+      <w:pPr>
+        <w:ind w:firstLine="0"/>
+        <w:rPr>
+          <w:rFonts w:ascii="Arial" w:eastAsia="Times New Roman" w:hAnsi="Arial" w:cs="Arial"/>
+          <w:kern w:val="0"/>
+          <w14:ligatures w14:val="none"/>
+        </w:rPr>
+      </w:pPr>
+    </w:p>
+    <w:p>
+      <w:pPr>
+        <w:ind w:firstLine="0"/>
+        <w:rPr>
+          <w:rFonts w:ascii="Arial" w:eastAsia="Times New Roman" w:hAnsi="Arial" w:cs="Arial"/>
+          <w:kern w:val="0"/>
+          <w14:ligatures w14:val="none"/>
+        </w:rPr>
+      </w:pPr>
+      <w:r>
+        <w:rPr>
+          <w:rFonts w:ascii="Arial" w:eastAsia="Times New Roman" w:hAnsi="Arial" w:cs="Arial"/>
+          <w:kern w:val="0"/>
+          <w14:ligatures w14:val="none"/>
+        </w:rPr>
+        <w:t xml:space="preserve">Jessica, </w:t>
+      </w:r>
+      <w:r>
+        <w:rPr>
+          <w:rFonts w:ascii="Arial" w:eastAsia="Times New Roman" w:hAnsi="Arial" w:cs="Arial"/>
+          <w:kern w:val="0"/>
+          <w14:ligatures w14:val="none"/>
+        </w:rPr>
+        <w:t xml:space="preserve">you did a nice job embellishing </w:t>
+      </w:r>
+      <w:r>
+        <w:rPr>
+          <w:rFonts w:ascii="Arial" w:eastAsia="Times New Roman" w:hAnsi="Arial" w:cs="Arial"/>
+          <w:kern w:val="0"/>
+          <w14:ligatures w14:val="none"/>
+        </w:rPr>
+        <w:t>topics</w:t>
+      </w:r>
+      <w:r>
+        <w:rPr>
+          <w:rFonts w:ascii="Arial" w:eastAsia="Times New Roman" w:hAnsi="Arial" w:cs="Arial"/>
+          <w:kern w:val="0"/>
+          <w14:ligatures w14:val="none"/>
+        </w:rPr>
+        <w:t xml:space="preserve"> #93 and #94 in your post. It can be difficult to find a happy medium with enough choices for users to feel a sense of autonomy while not overwhelming them with a slew of options. </w:t>
+      </w:r>
+      <w:r>
+        <w:rPr>
+          <w:rFonts w:ascii="Arial" w:eastAsia="Times New Roman" w:hAnsi="Arial" w:cs="Arial"/>
+          <w:kern w:val="0"/>
+          <w14:ligatures w14:val="none"/>
+        </w:rPr>
+        <w:t xml:space="preserve">It makes me think of those subscription boxes that give users the option to choose one or two of the items in their box. It makes the subscribers feel like they are in control even though the company already curated the product options. </w:t>
+      </w:r>
+      <w:r>
+        <w:rPr>
+          <w:rFonts w:ascii="Arial" w:eastAsia="Times New Roman" w:hAnsi="Arial" w:cs="Arial"/>
+          <w:kern w:val="0"/>
+          <w14:ligatures w14:val="none"/>
+        </w:rPr>
+        <w:t>There have been many moments in my life where I have opted for the more expensive option because I would be saving time.</w:t>
+      </w:r>
+    </w:p>
+    <w:p>
+      <w:pPr>
+        <w:ind w:firstLine="0"/>
+        <w:rPr>
+          <w:rFonts w:ascii="Arial" w:eastAsia="Times New Roman" w:hAnsi="Arial" w:cs="Arial"/>
+          <w:kern w:val="0"/>
+          <w14:ligatures w14:val="none"/>
+        </w:rPr>
+      </w:pPr>
+    </w:p>
+    <w:p>
+      <w:pPr>
+        <w:ind w:firstLine="0"/>
+        <w:rPr>
+          <w:rFonts w:ascii="Arial" w:eastAsia="Times New Roman" w:hAnsi="Arial" w:cs="Arial"/>
+          <w:kern w:val="0"/>
+          <w14:ligatures w14:val="none"/>
+        </w:rPr>
+      </w:pPr>
+      <w:r>
+        <w:rPr>
+          <w:rFonts w:ascii="Arial" w:eastAsia="Times New Roman" w:hAnsi="Arial" w:cs="Arial"/>
+          <w:kern w:val="0"/>
+          <w14:ligatures w14:val="none"/>
+        </w:rPr>
+        <w:t>Arely, I think you did a fantastic job on your discussion post for this module! You mentioned how people feeling like the</w:t>
+      </w:r>
+      <w:r>
+        <w:rPr>
+          <w:rFonts w:ascii="Arial" w:eastAsia="Times New Roman" w:hAnsi="Arial" w:cs="Arial"/>
+          <w:kern w:val="0"/>
+          <w14:ligatures w14:val="none"/>
+        </w:rPr>
+        <w:t>y're</w:t>
+      </w:r>
+      <w:r>
+        <w:rPr>
+          <w:rFonts w:ascii="Arial" w:eastAsia="Times New Roman" w:hAnsi="Arial" w:cs="Arial"/>
+          <w:kern w:val="0"/>
+          <w14:ligatures w14:val="none"/>
+        </w:rPr>
+        <w:t xml:space="preserve"> in control matter</w:t>
+      </w:r>
+      <w:r>
+        <w:rPr>
+          <w:rFonts w:ascii="Arial" w:eastAsia="Times New Roman" w:hAnsi="Arial" w:cs="Arial"/>
+          <w:kern w:val="0"/>
+          <w14:ligatures w14:val="none"/>
+        </w:rPr>
+        <w:t>s</w:t>
+      </w:r>
+      <w:r>
+        <w:rPr>
+          <w:rFonts w:ascii="Arial" w:eastAsia="Times New Roman" w:hAnsi="Arial" w:cs="Arial"/>
+          <w:kern w:val="0"/>
+          <w14:ligatures w14:val="none"/>
+        </w:rPr>
+        <w:t xml:space="preserve"> more than </w:t>
+      </w:r>
+      <w:proofErr w:type="gramStart"/>
+      <w:r>
+        <w:rPr>
+          <w:rFonts w:ascii="Arial" w:eastAsia="Times New Roman" w:hAnsi="Arial" w:cs="Arial"/>
+          <w:kern w:val="0"/>
+          <w14:ligatures w14:val="none"/>
+        </w:rPr>
+        <w:t>actually having</w:t>
+      </w:r>
+      <w:proofErr w:type="gramEnd"/>
+      <w:r>
+        <w:rPr>
+          <w:rFonts w:ascii="Arial" w:eastAsia="Times New Roman" w:hAnsi="Arial" w:cs="Arial"/>
+          <w:kern w:val="0"/>
+          <w14:ligatures w14:val="none"/>
+        </w:rPr>
+        <w:t xml:space="preserve"> it</w:t>
+      </w:r>
+      <w:r>
+        <w:rPr>
+          <w:rFonts w:ascii="Arial" w:eastAsia="Times New Roman" w:hAnsi="Arial" w:cs="Arial"/>
+          <w:kern w:val="0"/>
+          <w14:ligatures w14:val="none"/>
+        </w:rPr>
+        <w:t>,</w:t>
+      </w:r>
+      <w:r>
+        <w:rPr>
+          <w:rFonts w:ascii="Arial" w:eastAsia="Times New Roman" w:hAnsi="Arial" w:cs="Arial"/>
+          <w:kern w:val="0"/>
+          <w14:ligatures w14:val="none"/>
+        </w:rPr>
+        <w:t xml:space="preserve"> and I must say that I agree. </w:t>
+      </w:r>
+      <w:r>
+        <w:rPr>
+          <w:rFonts w:ascii="Arial" w:eastAsia="Times New Roman" w:hAnsi="Arial" w:cs="Arial"/>
+          <w:kern w:val="0"/>
+          <w14:ligatures w14:val="none"/>
+        </w:rPr>
+        <w:t xml:space="preserve">There have been many times when I have regretted a </w:t>
+      </w:r>
+      <w:r>
+        <w:rPr>
+          <w:rFonts w:ascii="Arial" w:eastAsia="Times New Roman" w:hAnsi="Arial" w:cs="Arial"/>
+          <w:kern w:val="0"/>
+          <w14:ligatures w14:val="none"/>
+        </w:rPr>
+        <w:lastRenderedPageBreak/>
+        <w:t xml:space="preserve">purchase and wished I had chosen another option. Because large amounts of options can be overwhelming, I think they are going to remain a good practice to categorize the options to make it easier to navigate. The visual AR shopping tool is a great feature that really helps visualize how something would look in a home. </w:t>
+      </w:r>
     </w:p>
     <w:sectPr>
       <w:pgSz w:w="12240" w:h="15840"/>
@@ -2557,7 +2803,6 @@
     <w:name w:val="Normal (Web)"/>
     <w:basedOn w:val="Normal"/>
     <w:uiPriority w:val="99"/>
-    <w:semiHidden/>
     <w:unhideWhenUsed/>
     <w:rsid w:val="005F6DE1"/>
     <w:pPr>
